--- a/_deliverables/L-010-post.docx
+++ b/_deliverables/L-010-post.docx
@@ -99,11 +99,48 @@
       <w:r>
         <w:rPr>
           <w:rFonts w:ascii="Calibri" w:hAnsi="Calibri" w:cs="Calibri"/>
+          <w:b/>
+          <w:sz w:val="22"/>
+        </w:rPr>
+        <w:t xml:space="preserve">From zero technical knowledge to AI literacy.</w:t>
+      </w:r>
+    </w:p>
+    <w:p>
+      <w:pPr>
+        <w:spacing w:after="120"/>
+      </w:pPr>
+      <w:r>
+        <w:rPr>
+          <w:rFonts w:ascii="Calibri" w:hAnsi="Calibri" w:cs="Calibri"/>
+          <w:sz w:val="22"/>
+        </w:rPr>
+        <w:t xml:space="preserve">Through data, cloud, MLOps, and applied GenAI systems.</w:t>
+      </w:r>
+    </w:p>
+    <w:p>
+      <w:pPr>
+        <w:spacing w:after="120"/>
+      </w:pPr>
+      <w:r>
+        <w:rPr>
+          <w:rFonts w:ascii="Calibri" w:hAnsi="Calibri" w:cs="Calibri"/>
+          <w:sz w:val="22"/>
+        </w:rPr>
+        <w:t xml:space="preserve">Day 10 of 171. Module 2: Files, Editors, and Package Managers (Day 3).</w:t>
+      </w:r>
+    </w:p>
+    <w:p>
+      <w:pPr>
+        <w:spacing w:after="120"/>
+      </w:pPr>
+      <w:r>
+        <w:rPr>
+          <w:rFonts w:ascii="Calibri" w:hAnsi="Calibri" w:cs="Calibri"/>
           <w:b w:val="0"/>
           <w:i w:val="0"/>
           <w:sz w:val="22"/>
         </w:rPr>
-        <w:t xml:space="preserve">This is Day 10 of a 171-lesson path from zero to a Principal Artificial Intelligence (AI) Architect role. Module 2, Day 3. Seven exchanges in the terminal: print your home path, write </w:t>
+        <w:t xml:space="preserve">Seven exchanges in the terminal: print your home path, write </w:t>
       </w:r>
       <w:r>
         <w:rPr>
